--- a/Module-2 C programming/Mini-project/mini project.docx
+++ b/Module-2 C programming/Mini-project/mini project.docx
@@ -4,6 +4,7 @@
   <w:body>
     <w:p>
       <w:pPr>
+        <w:spacing w:after="0"/>
         <w:rPr>
           <w:b/>
           <w:bCs/>
@@ -14,10 +15,37 @@
           <w:b/>
           <w:bCs/>
         </w:rPr>
-        <w:t>Modulel-2 (Mini project)</w:t>
-      </w:r>
-    </w:p>
-    <w:p>
+        <w:t xml:space="preserve">Modulel-2 </w:t>
+      </w:r>
+    </w:p>
+    <w:p>
+      <w:pPr>
+        <w:spacing w:after="0"/>
+        <w:rPr>
+          <w:b/>
+          <w:bCs/>
+        </w:rPr>
+      </w:pPr>
+      <w:r>
+        <w:rPr>
+          <w:b/>
+          <w:bCs/>
+        </w:rPr>
+        <w:t xml:space="preserve">       </w:t>
+      </w:r>
+      <w:r>
+        <w:rPr>
+          <w:b/>
+          <w:bCs/>
+        </w:rPr>
+        <w:t>(Mini project)</w:t>
+      </w:r>
+    </w:p>
+    <w:p>
+      <w:pPr>
+        <w:spacing w:after="0"/>
+        <w:ind w:left="720"/>
+      </w:pPr>
       <w:r>
         <w:rPr>
           <w:b/>
@@ -30,6 +58,10 @@
       </w:r>
     </w:p>
     <w:p>
+      <w:pPr>
+        <w:spacing w:after="0"/>
+        <w:ind w:left="720"/>
+      </w:pPr>
       <w:r>
         <w:rPr>
           <w:b/>
@@ -62,15 +94,7 @@
       </w:r>
       <w:proofErr w:type="spellEnd"/>
       <w:r>
-        <w:t xml:space="preserve">&gt;&lt;strong&gt;Hint:&lt;/strong&gt; Use a loop to repeatedly show the menu until the user selects </w:t>
-      </w:r>
-      <w:proofErr w:type="gramStart"/>
-      <w:r>
-        <w:t>exit.&lt;</w:t>
-      </w:r>
-      <w:proofErr w:type="gramEnd"/>
-      <w:r>
-        <w:t>/</w:t>
+        <w:t>&gt;&lt;strong&gt;Hint:&lt;/strong&gt; Use a loop to repeatedly show the menu until the user selects exit.&lt;/</w:t>
       </w:r>
       <w:proofErr w:type="spellStart"/>
       <w:r>
@@ -82,6 +106,10 @@
       </w:r>
     </w:p>
     <w:p>
+      <w:pPr>
+        <w:spacing w:after="0"/>
+        <w:ind w:left="720"/>
+      </w:pPr>
       <w:r>
         <w:rPr>
           <w:b/>
@@ -94,6 +122,10 @@
       </w:r>
     </w:p>
     <w:p>
+      <w:pPr>
+        <w:spacing w:after="0"/>
+        <w:ind w:left="720"/>
+      </w:pPr>
       <w:r>
         <w:rPr>
           <w:b/>
@@ -106,6 +138,10 @@
       </w:r>
     </w:p>
     <w:p>
+      <w:pPr>
+        <w:spacing w:after="0"/>
+        <w:ind w:left="720"/>
+      </w:pPr>
       <w:r>
         <w:rPr>
           <w:b/>
@@ -119,12 +155,10 @@
       <w:r>
         <w:t xml:space="preserve"> </w:t>
       </w:r>
-      <w:proofErr w:type="gramStart"/>
       <w:r>
         <w:t>music_log.txt.&lt;</w:t>
       </w:r>
       <w:proofErr w:type="spellStart"/>
-      <w:proofErr w:type="gramEnd"/>
       <w:r>
         <w:t>br</w:t>
       </w:r>
@@ -146,15 +180,7 @@
       </w:r>
       <w:proofErr w:type="spellEnd"/>
       <w:r>
-        <w:t xml:space="preserve">&gt;&lt;strong&gt;Constraint:&lt;/strong&gt; Make sure the reset option is available in the menu and asks for confirmation before deleting </w:t>
-      </w:r>
-      <w:proofErr w:type="gramStart"/>
-      <w:r>
-        <w:t>data.&lt;</w:t>
-      </w:r>
-      <w:proofErr w:type="gramEnd"/>
-      <w:r>
-        <w:t>/</w:t>
+        <w:t>&gt;&lt;strong&gt;Constraint:&lt;/strong&gt; Make sure the reset option is available in the menu and asks for confirmation before deleting data.&lt;/</w:t>
       </w:r>
       <w:proofErr w:type="spellStart"/>
       <w:r>
@@ -164,8 +190,1295 @@
       <w:r>
         <w:t>&gt;</w:t>
       </w:r>
-    </w:p>
-    <w:p/>
+      <w:r>
+        <w:t>.</w:t>
+      </w:r>
+    </w:p>
+    <w:p>
+      <w:pPr>
+        <w:spacing w:after="0"/>
+        <w:ind w:left="720"/>
+      </w:pPr>
+    </w:p>
+    <w:p>
+      <w:pPr>
+        <w:spacing w:after="0"/>
+        <w:ind w:left="720"/>
+      </w:pPr>
+      <w:r>
+        <w:t>#include &lt;</w:t>
+      </w:r>
+      <w:proofErr w:type="spellStart"/>
+      <w:r>
+        <w:t>stdio.h</w:t>
+      </w:r>
+      <w:proofErr w:type="spellEnd"/>
+      <w:r>
+        <w:t>&gt;</w:t>
+      </w:r>
+    </w:p>
+    <w:p>
+      <w:pPr>
+        <w:spacing w:after="0"/>
+        <w:ind w:left="720"/>
+      </w:pPr>
+      <w:r>
+        <w:t>int main() {</w:t>
+      </w:r>
+    </w:p>
+    <w:p>
+      <w:pPr>
+        <w:spacing w:after="0"/>
+        <w:ind w:left="720"/>
+      </w:pPr>
+      <w:r>
+        <w:t xml:space="preserve">    int music[7] = {0};</w:t>
+      </w:r>
+    </w:p>
+    <w:p>
+      <w:pPr>
+        <w:spacing w:after="0"/>
+        <w:ind w:left="720"/>
+      </w:pPr>
+      <w:r>
+        <w:t xml:space="preserve">    int choice, </w:t>
+      </w:r>
+      <w:proofErr w:type="spellStart"/>
+      <w:r>
+        <w:t>i</w:t>
+      </w:r>
+      <w:proofErr w:type="spellEnd"/>
+      <w:r>
+        <w:t>;</w:t>
+      </w:r>
+    </w:p>
+    <w:p>
+      <w:pPr>
+        <w:spacing w:after="0"/>
+        <w:ind w:left="720"/>
+      </w:pPr>
+      <w:r>
+        <w:t xml:space="preserve">    int total, highest;</w:t>
+      </w:r>
+    </w:p>
+    <w:p>
+      <w:pPr>
+        <w:spacing w:after="0"/>
+        <w:ind w:left="720"/>
+      </w:pPr>
+      <w:r>
+        <w:t xml:space="preserve">    float average;</w:t>
+      </w:r>
+    </w:p>
+    <w:p>
+      <w:pPr>
+        <w:spacing w:after="0"/>
+        <w:ind w:left="720"/>
+      </w:pPr>
+      <w:r>
+        <w:t xml:space="preserve">    char confirm;</w:t>
+      </w:r>
+    </w:p>
+    <w:p>
+      <w:pPr>
+        <w:spacing w:after="0"/>
+        <w:ind w:left="720"/>
+      </w:pPr>
+      <w:r>
+        <w:t xml:space="preserve">    do {</w:t>
+      </w:r>
+    </w:p>
+    <w:p>
+      <w:pPr>
+        <w:spacing w:after="0"/>
+        <w:ind w:left="720"/>
+      </w:pPr>
+      <w:r>
+        <w:t xml:space="preserve">        </w:t>
+      </w:r>
+      <w:proofErr w:type="spellStart"/>
+      <w:r>
+        <w:t>printf</w:t>
+      </w:r>
+      <w:proofErr w:type="spellEnd"/>
+      <w:r>
+        <w:t>("\n--- Music Listening Logger ---\n");</w:t>
+      </w:r>
+    </w:p>
+    <w:p>
+      <w:pPr>
+        <w:spacing w:after="0"/>
+        <w:ind w:left="720"/>
+      </w:pPr>
+      <w:r>
+        <w:t xml:space="preserve">        </w:t>
+      </w:r>
+      <w:proofErr w:type="spellStart"/>
+      <w:r>
+        <w:t>printf</w:t>
+      </w:r>
+      <w:proofErr w:type="spellEnd"/>
+      <w:r>
+        <w:t>("1. Enter Minutes\n");</w:t>
+      </w:r>
+    </w:p>
+    <w:p>
+      <w:pPr>
+        <w:spacing w:after="0"/>
+        <w:ind w:left="720"/>
+      </w:pPr>
+      <w:r>
+        <w:t xml:space="preserve">        </w:t>
+      </w:r>
+      <w:proofErr w:type="spellStart"/>
+      <w:r>
+        <w:t>printf</w:t>
+      </w:r>
+      <w:proofErr w:type="spellEnd"/>
+      <w:r>
+        <w:t>("2. View Data\n");</w:t>
+      </w:r>
+    </w:p>
+    <w:p>
+      <w:pPr>
+        <w:spacing w:after="0"/>
+        <w:ind w:left="720"/>
+      </w:pPr>
+      <w:r>
+        <w:t xml:space="preserve">        </w:t>
+      </w:r>
+      <w:proofErr w:type="spellStart"/>
+      <w:r>
+        <w:t>printf</w:t>
+      </w:r>
+      <w:proofErr w:type="spellEnd"/>
+      <w:r>
+        <w:t>("3. Weekly Report\n");</w:t>
+      </w:r>
+    </w:p>
+    <w:p>
+      <w:pPr>
+        <w:spacing w:after="0"/>
+        <w:ind w:left="720"/>
+      </w:pPr>
+      <w:r>
+        <w:t xml:space="preserve">        </w:t>
+      </w:r>
+      <w:proofErr w:type="spellStart"/>
+      <w:r>
+        <w:t>printf</w:t>
+      </w:r>
+      <w:proofErr w:type="spellEnd"/>
+      <w:r>
+        <w:t>("4. Reset Data\n");</w:t>
+      </w:r>
+    </w:p>
+    <w:p>
+      <w:pPr>
+        <w:spacing w:after="0"/>
+        <w:ind w:left="720"/>
+      </w:pPr>
+      <w:r>
+        <w:t xml:space="preserve">        </w:t>
+      </w:r>
+      <w:proofErr w:type="spellStart"/>
+      <w:r>
+        <w:t>printf</w:t>
+      </w:r>
+      <w:proofErr w:type="spellEnd"/>
+      <w:r>
+        <w:t>("5. Exit\n");</w:t>
+      </w:r>
+    </w:p>
+    <w:p>
+      <w:pPr>
+        <w:spacing w:after="0"/>
+        <w:ind w:left="720"/>
+      </w:pPr>
+      <w:r>
+        <w:t xml:space="preserve">        </w:t>
+      </w:r>
+      <w:proofErr w:type="spellStart"/>
+      <w:r>
+        <w:t>printf</w:t>
+      </w:r>
+      <w:proofErr w:type="spellEnd"/>
+      <w:r>
+        <w:t>("Enter choice: ");</w:t>
+      </w:r>
+    </w:p>
+    <w:p>
+      <w:pPr>
+        <w:spacing w:after="0"/>
+        <w:ind w:left="720"/>
+      </w:pPr>
+      <w:r>
+        <w:t xml:space="preserve">        </w:t>
+      </w:r>
+      <w:proofErr w:type="spellStart"/>
+      <w:r>
+        <w:t>scanf</w:t>
+      </w:r>
+      <w:proofErr w:type="spellEnd"/>
+      <w:r>
+        <w:t>("%d", &amp;choice);</w:t>
+      </w:r>
+    </w:p>
+    <w:p>
+      <w:pPr>
+        <w:spacing w:after="0"/>
+        <w:ind w:left="720"/>
+      </w:pPr>
+    </w:p>
+    <w:p>
+      <w:pPr>
+        <w:spacing w:after="0"/>
+        <w:ind w:left="720"/>
+      </w:pPr>
+      <w:r>
+        <w:t xml:space="preserve">        // 1. Enter minutes</w:t>
+      </w:r>
+    </w:p>
+    <w:p>
+      <w:pPr>
+        <w:spacing w:after="0"/>
+        <w:ind w:left="720"/>
+      </w:pPr>
+      <w:r>
+        <w:lastRenderedPageBreak/>
+        <w:t xml:space="preserve">        if (choice == 1) {</w:t>
+      </w:r>
+    </w:p>
+    <w:p>
+      <w:pPr>
+        <w:spacing w:after="0"/>
+        <w:ind w:left="720"/>
+      </w:pPr>
+      <w:r>
+        <w:t xml:space="preserve">            for(</w:t>
+      </w:r>
+      <w:proofErr w:type="spellStart"/>
+      <w:r>
+        <w:t>i</w:t>
+      </w:r>
+      <w:proofErr w:type="spellEnd"/>
+      <w:r>
+        <w:t xml:space="preserve"> = 0; </w:t>
+      </w:r>
+      <w:proofErr w:type="spellStart"/>
+      <w:r>
+        <w:t>i</w:t>
+      </w:r>
+      <w:proofErr w:type="spellEnd"/>
+      <w:r>
+        <w:t xml:space="preserve"> &lt; 7; </w:t>
+      </w:r>
+      <w:proofErr w:type="spellStart"/>
+      <w:r>
+        <w:t>i</w:t>
+      </w:r>
+      <w:proofErr w:type="spellEnd"/>
+      <w:r>
+        <w:t>++) {</w:t>
+      </w:r>
+    </w:p>
+    <w:p>
+      <w:pPr>
+        <w:spacing w:after="0"/>
+        <w:ind w:left="720"/>
+      </w:pPr>
+      <w:r>
+        <w:t xml:space="preserve">                </w:t>
+      </w:r>
+      <w:proofErr w:type="spellStart"/>
+      <w:r>
+        <w:t>printf</w:t>
+      </w:r>
+      <w:proofErr w:type="spellEnd"/>
+      <w:r>
+        <w:t xml:space="preserve">("Day %d minutes: ", </w:t>
+      </w:r>
+      <w:proofErr w:type="spellStart"/>
+      <w:r>
+        <w:t>i</w:t>
+      </w:r>
+      <w:proofErr w:type="spellEnd"/>
+      <w:r>
+        <w:t xml:space="preserve"> + 1);</w:t>
+      </w:r>
+    </w:p>
+    <w:p>
+      <w:pPr>
+        <w:spacing w:after="0"/>
+        <w:ind w:left="720"/>
+      </w:pPr>
+      <w:r>
+        <w:t xml:space="preserve">                </w:t>
+      </w:r>
+      <w:proofErr w:type="spellStart"/>
+      <w:r>
+        <w:t>scanf</w:t>
+      </w:r>
+      <w:proofErr w:type="spellEnd"/>
+      <w:r>
+        <w:t>("%d", &amp;music[</w:t>
+      </w:r>
+      <w:proofErr w:type="spellStart"/>
+      <w:r>
+        <w:t>i</w:t>
+      </w:r>
+      <w:proofErr w:type="spellEnd"/>
+      <w:r>
+        <w:t>]);</w:t>
+      </w:r>
+    </w:p>
+    <w:p>
+      <w:pPr>
+        <w:spacing w:after="0"/>
+        <w:ind w:left="720"/>
+      </w:pPr>
+      <w:r>
+        <w:t xml:space="preserve">            }</w:t>
+      </w:r>
+    </w:p>
+    <w:p>
+      <w:pPr>
+        <w:spacing w:after="0"/>
+        <w:ind w:left="720"/>
+      </w:pPr>
+      <w:r>
+        <w:t xml:space="preserve">            // Save in file</w:t>
+      </w:r>
+    </w:p>
+    <w:p>
+      <w:pPr>
+        <w:spacing w:after="0"/>
+        <w:ind w:left="720"/>
+      </w:pPr>
+      <w:r>
+        <w:t xml:space="preserve">            FILE *f = </w:t>
+      </w:r>
+      <w:proofErr w:type="spellStart"/>
+      <w:r>
+        <w:t>fopen</w:t>
+      </w:r>
+      <w:proofErr w:type="spellEnd"/>
+      <w:r>
+        <w:t>("music_log.txt", "w");</w:t>
+      </w:r>
+    </w:p>
+    <w:p>
+      <w:pPr>
+        <w:spacing w:after="0"/>
+        <w:ind w:left="720"/>
+      </w:pPr>
+      <w:r>
+        <w:t xml:space="preserve">            for(</w:t>
+      </w:r>
+      <w:proofErr w:type="spellStart"/>
+      <w:r>
+        <w:t>i</w:t>
+      </w:r>
+      <w:proofErr w:type="spellEnd"/>
+      <w:r>
+        <w:t xml:space="preserve"> = 0; </w:t>
+      </w:r>
+      <w:proofErr w:type="spellStart"/>
+      <w:r>
+        <w:t>i</w:t>
+      </w:r>
+      <w:proofErr w:type="spellEnd"/>
+      <w:r>
+        <w:t xml:space="preserve"> &lt; 7; </w:t>
+      </w:r>
+      <w:proofErr w:type="spellStart"/>
+      <w:r>
+        <w:t>i</w:t>
+      </w:r>
+      <w:proofErr w:type="spellEnd"/>
+      <w:r>
+        <w:t>++) {</w:t>
+      </w:r>
+    </w:p>
+    <w:p>
+      <w:pPr>
+        <w:spacing w:after="0"/>
+        <w:ind w:left="720"/>
+      </w:pPr>
+      <w:r>
+        <w:t xml:space="preserve">                </w:t>
+      </w:r>
+      <w:proofErr w:type="spellStart"/>
+      <w:r>
+        <w:t>fprintf</w:t>
+      </w:r>
+      <w:proofErr w:type="spellEnd"/>
+      <w:r>
+        <w:t>(f, "%d\n", music[</w:t>
+      </w:r>
+      <w:proofErr w:type="spellStart"/>
+      <w:r>
+        <w:t>i</w:t>
+      </w:r>
+      <w:proofErr w:type="spellEnd"/>
+      <w:r>
+        <w:t>]);</w:t>
+      </w:r>
+    </w:p>
+    <w:p>
+      <w:pPr>
+        <w:spacing w:after="0"/>
+        <w:ind w:left="720"/>
+      </w:pPr>
+      <w:r>
+        <w:t xml:space="preserve">            }</w:t>
+      </w:r>
+    </w:p>
+    <w:p>
+      <w:pPr>
+        <w:spacing w:after="0"/>
+        <w:ind w:left="720"/>
+      </w:pPr>
+      <w:r>
+        <w:t xml:space="preserve">            </w:t>
+      </w:r>
+      <w:proofErr w:type="spellStart"/>
+      <w:r>
+        <w:t>fclose</w:t>
+      </w:r>
+      <w:proofErr w:type="spellEnd"/>
+      <w:r>
+        <w:t>(f);</w:t>
+      </w:r>
+    </w:p>
+    <w:p>
+      <w:pPr>
+        <w:spacing w:after="0"/>
+        <w:ind w:left="720"/>
+      </w:pPr>
+      <w:r>
+        <w:t xml:space="preserve">            </w:t>
+      </w:r>
+      <w:proofErr w:type="spellStart"/>
+      <w:r>
+        <w:t>printf</w:t>
+      </w:r>
+      <w:proofErr w:type="spellEnd"/>
+      <w:r>
+        <w:t>("Data saved!\n");</w:t>
+      </w:r>
+    </w:p>
+    <w:p>
+      <w:pPr>
+        <w:spacing w:after="0"/>
+        <w:ind w:left="720"/>
+      </w:pPr>
+      <w:r>
+        <w:t xml:space="preserve">        }</w:t>
+      </w:r>
+    </w:p>
+    <w:p>
+      <w:pPr>
+        <w:spacing w:after="0"/>
+        <w:ind w:left="720"/>
+      </w:pPr>
+      <w:r>
+        <w:t xml:space="preserve">        // 2. View data</w:t>
+      </w:r>
+    </w:p>
+    <w:p>
+      <w:pPr>
+        <w:spacing w:after="0"/>
+        <w:ind w:left="720"/>
+      </w:pPr>
+      <w:r>
+        <w:t xml:space="preserve">        else if(choice == 2) {</w:t>
+      </w:r>
+    </w:p>
+    <w:p>
+      <w:pPr>
+        <w:spacing w:after="0"/>
+        <w:ind w:left="720"/>
+      </w:pPr>
+      <w:r>
+        <w:t xml:space="preserve">            </w:t>
+      </w:r>
+      <w:proofErr w:type="spellStart"/>
+      <w:r>
+        <w:t>printf</w:t>
+      </w:r>
+      <w:proofErr w:type="spellEnd"/>
+      <w:r>
+        <w:t>("\</w:t>
+      </w:r>
+      <w:proofErr w:type="spellStart"/>
+      <w:r>
+        <w:t>nYour</w:t>
+      </w:r>
+      <w:proofErr w:type="spellEnd"/>
+      <w:r>
+        <w:t xml:space="preserve"> Music Data:\n");</w:t>
+      </w:r>
+    </w:p>
+    <w:p>
+      <w:pPr>
+        <w:spacing w:after="0"/>
+        <w:ind w:left="720"/>
+      </w:pPr>
+      <w:r>
+        <w:t xml:space="preserve">            for(</w:t>
+      </w:r>
+      <w:proofErr w:type="spellStart"/>
+      <w:r>
+        <w:t>i</w:t>
+      </w:r>
+      <w:proofErr w:type="spellEnd"/>
+      <w:r>
+        <w:t xml:space="preserve"> = 0; </w:t>
+      </w:r>
+      <w:proofErr w:type="spellStart"/>
+      <w:r>
+        <w:t>i</w:t>
+      </w:r>
+      <w:proofErr w:type="spellEnd"/>
+      <w:r>
+        <w:t xml:space="preserve"> &lt; 7; </w:t>
+      </w:r>
+      <w:proofErr w:type="spellStart"/>
+      <w:r>
+        <w:t>i</w:t>
+      </w:r>
+      <w:proofErr w:type="spellEnd"/>
+      <w:r>
+        <w:t>++) {</w:t>
+      </w:r>
+    </w:p>
+    <w:p>
+      <w:pPr>
+        <w:spacing w:after="0"/>
+        <w:ind w:left="720"/>
+      </w:pPr>
+      <w:r>
+        <w:t xml:space="preserve">                </w:t>
+      </w:r>
+      <w:proofErr w:type="spellStart"/>
+      <w:r>
+        <w:t>printf</w:t>
+      </w:r>
+      <w:proofErr w:type="spellEnd"/>
+      <w:r>
+        <w:t>("Day %d = %d minutes\n",</w:t>
+      </w:r>
+    </w:p>
+    <w:p>
+      <w:pPr>
+        <w:spacing w:after="0"/>
+        <w:ind w:left="720"/>
+      </w:pPr>
+      <w:r>
+        <w:t xml:space="preserve">                       </w:t>
+      </w:r>
+      <w:proofErr w:type="spellStart"/>
+      <w:r>
+        <w:t>i</w:t>
+      </w:r>
+      <w:proofErr w:type="spellEnd"/>
+      <w:r>
+        <w:t xml:space="preserve"> + 1, music[</w:t>
+      </w:r>
+      <w:proofErr w:type="spellStart"/>
+      <w:r>
+        <w:t>i</w:t>
+      </w:r>
+      <w:proofErr w:type="spellEnd"/>
+      <w:r>
+        <w:t>]);</w:t>
+      </w:r>
+    </w:p>
+    <w:p>
+      <w:pPr>
+        <w:spacing w:after="0"/>
+        <w:ind w:left="720"/>
+      </w:pPr>
+      <w:r>
+        <w:t xml:space="preserve">            }</w:t>
+      </w:r>
+    </w:p>
+    <w:p>
+      <w:pPr>
+        <w:spacing w:after="0"/>
+        <w:ind w:left="720"/>
+      </w:pPr>
+      <w:r>
+        <w:t xml:space="preserve">        }</w:t>
+      </w:r>
+    </w:p>
+    <w:p>
+      <w:pPr>
+        <w:spacing w:after="0"/>
+        <w:ind w:left="720"/>
+      </w:pPr>
+      <w:r>
+        <w:t xml:space="preserve">        // 3. Weekly report</w:t>
+      </w:r>
+    </w:p>
+    <w:p>
+      <w:pPr>
+        <w:spacing w:after="0"/>
+        <w:ind w:left="720"/>
+      </w:pPr>
+      <w:r>
+        <w:t xml:space="preserve">        else if(choice == 3) {</w:t>
+      </w:r>
+    </w:p>
+    <w:p>
+      <w:pPr>
+        <w:spacing w:after="0"/>
+        <w:ind w:left="720"/>
+      </w:pPr>
+      <w:r>
+        <w:t xml:space="preserve">            FILE *f = </w:t>
+      </w:r>
+      <w:proofErr w:type="spellStart"/>
+      <w:r>
+        <w:t>fopen</w:t>
+      </w:r>
+      <w:proofErr w:type="spellEnd"/>
+      <w:r>
+        <w:t>("music_log.txt", "r");</w:t>
+      </w:r>
+    </w:p>
+    <w:p>
+      <w:pPr>
+        <w:spacing w:after="0"/>
+        <w:ind w:left="720"/>
+      </w:pPr>
+      <w:r>
+        <w:t xml:space="preserve">            if(f == NULL) {</w:t>
+      </w:r>
+    </w:p>
+    <w:p>
+      <w:pPr>
+        <w:spacing w:after="0"/>
+        <w:ind w:left="720"/>
+      </w:pPr>
+      <w:r>
+        <w:t xml:space="preserve">                </w:t>
+      </w:r>
+      <w:proofErr w:type="spellStart"/>
+      <w:r>
+        <w:t>printf</w:t>
+      </w:r>
+      <w:proofErr w:type="spellEnd"/>
+      <w:r>
+        <w:t>("No data found!\n");</w:t>
+      </w:r>
+    </w:p>
+    <w:p>
+      <w:pPr>
+        <w:spacing w:after="0"/>
+        <w:ind w:left="720"/>
+      </w:pPr>
+      <w:r>
+        <w:t xml:space="preserve">            }</w:t>
+      </w:r>
+    </w:p>
+    <w:p>
+      <w:pPr>
+        <w:spacing w:after="0"/>
+        <w:ind w:left="720"/>
+      </w:pPr>
+      <w:r>
+        <w:t xml:space="preserve">            else {</w:t>
+      </w:r>
+    </w:p>
+    <w:p>
+      <w:pPr>
+        <w:spacing w:after="0"/>
+        <w:ind w:left="720"/>
+      </w:pPr>
+      <w:r>
+        <w:t xml:space="preserve">                total = 0;</w:t>
+      </w:r>
+    </w:p>
+    <w:p>
+      <w:pPr>
+        <w:spacing w:after="0"/>
+        <w:ind w:left="720"/>
+      </w:pPr>
+      <w:r>
+        <w:t xml:space="preserve">                highest = 0;</w:t>
+      </w:r>
+    </w:p>
+    <w:p>
+      <w:pPr>
+        <w:spacing w:after="0"/>
+        <w:ind w:left="720"/>
+      </w:pPr>
+      <w:r>
+        <w:t xml:space="preserve">                for(</w:t>
+      </w:r>
+      <w:proofErr w:type="spellStart"/>
+      <w:r>
+        <w:t>i</w:t>
+      </w:r>
+      <w:proofErr w:type="spellEnd"/>
+      <w:r>
+        <w:t xml:space="preserve"> = 0; </w:t>
+      </w:r>
+      <w:proofErr w:type="spellStart"/>
+      <w:r>
+        <w:t>i</w:t>
+      </w:r>
+      <w:proofErr w:type="spellEnd"/>
+      <w:r>
+        <w:t xml:space="preserve"> &lt; 7; </w:t>
+      </w:r>
+      <w:proofErr w:type="spellStart"/>
+      <w:r>
+        <w:t>i</w:t>
+      </w:r>
+      <w:proofErr w:type="spellEnd"/>
+      <w:r>
+        <w:t>++) {</w:t>
+      </w:r>
+    </w:p>
+    <w:p>
+      <w:pPr>
+        <w:spacing w:after="0"/>
+        <w:ind w:left="720"/>
+      </w:pPr>
+      <w:r>
+        <w:t xml:space="preserve">                    </w:t>
+      </w:r>
+      <w:proofErr w:type="spellStart"/>
+      <w:r>
+        <w:t>fscanf</w:t>
+      </w:r>
+      <w:proofErr w:type="spellEnd"/>
+      <w:r>
+        <w:t>(f, "%d", &amp;music[</w:t>
+      </w:r>
+      <w:proofErr w:type="spellStart"/>
+      <w:r>
+        <w:t>i</w:t>
+      </w:r>
+      <w:proofErr w:type="spellEnd"/>
+      <w:r>
+        <w:t>]);</w:t>
+      </w:r>
+    </w:p>
+    <w:p>
+      <w:pPr>
+        <w:spacing w:after="0"/>
+        <w:ind w:left="720"/>
+      </w:pPr>
+      <w:r>
+        <w:t xml:space="preserve">                    total = total + music[</w:t>
+      </w:r>
+      <w:proofErr w:type="spellStart"/>
+      <w:r>
+        <w:t>i</w:t>
+      </w:r>
+      <w:proofErr w:type="spellEnd"/>
+      <w:r>
+        <w:t>];</w:t>
+      </w:r>
+    </w:p>
+    <w:p>
+      <w:pPr>
+        <w:spacing w:after="0"/>
+        <w:ind w:left="720"/>
+      </w:pPr>
+      <w:r>
+        <w:t xml:space="preserve">                    if(music[</w:t>
+      </w:r>
+      <w:proofErr w:type="spellStart"/>
+      <w:r>
+        <w:t>i</w:t>
+      </w:r>
+      <w:proofErr w:type="spellEnd"/>
+      <w:r>
+        <w:t>] &gt; highest) {</w:t>
+      </w:r>
+    </w:p>
+    <w:p>
+      <w:pPr>
+        <w:spacing w:after="0"/>
+        <w:ind w:left="720"/>
+      </w:pPr>
+      <w:r>
+        <w:t xml:space="preserve">                        highest = music[</w:t>
+      </w:r>
+      <w:proofErr w:type="spellStart"/>
+      <w:r>
+        <w:t>i</w:t>
+      </w:r>
+      <w:proofErr w:type="spellEnd"/>
+      <w:r>
+        <w:t>];</w:t>
+      </w:r>
+    </w:p>
+    <w:p>
+      <w:pPr>
+        <w:spacing w:after="0"/>
+        <w:ind w:left="720"/>
+      </w:pPr>
+      <w:r>
+        <w:t xml:space="preserve">                    }</w:t>
+      </w:r>
+    </w:p>
+    <w:p>
+      <w:pPr>
+        <w:spacing w:after="0"/>
+        <w:ind w:left="720"/>
+      </w:pPr>
+      <w:r>
+        <w:t xml:space="preserve">                }</w:t>
+      </w:r>
+    </w:p>
+    <w:p>
+      <w:pPr>
+        <w:spacing w:after="0"/>
+        <w:ind w:left="720"/>
+      </w:pPr>
+      <w:r>
+        <w:t xml:space="preserve">                </w:t>
+      </w:r>
+      <w:proofErr w:type="spellStart"/>
+      <w:r>
+        <w:t>fclose</w:t>
+      </w:r>
+      <w:proofErr w:type="spellEnd"/>
+      <w:r>
+        <w:t>(f);</w:t>
+      </w:r>
+    </w:p>
+    <w:p>
+      <w:pPr>
+        <w:spacing w:after="0"/>
+        <w:ind w:left="720"/>
+      </w:pPr>
+      <w:r>
+        <w:t xml:space="preserve">                average = total / 7.0;</w:t>
+      </w:r>
+    </w:p>
+    <w:p>
+      <w:pPr>
+        <w:spacing w:after="0"/>
+        <w:ind w:left="720"/>
+      </w:pPr>
+      <w:r>
+        <w:t xml:space="preserve">                </w:t>
+      </w:r>
+      <w:proofErr w:type="spellStart"/>
+      <w:r>
+        <w:t>printf</w:t>
+      </w:r>
+      <w:proofErr w:type="spellEnd"/>
+      <w:r>
+        <w:t>("\n--- Weekly Report ---\n");</w:t>
+      </w:r>
+    </w:p>
+    <w:p>
+      <w:pPr>
+        <w:spacing w:after="0"/>
+        <w:ind w:left="720"/>
+      </w:pPr>
+      <w:r>
+        <w:t xml:space="preserve">                </w:t>
+      </w:r>
+      <w:proofErr w:type="spellStart"/>
+      <w:r>
+        <w:t>printf</w:t>
+      </w:r>
+      <w:proofErr w:type="spellEnd"/>
+      <w:r>
+        <w:t>("Total = %d minutes\n", total);</w:t>
+      </w:r>
+    </w:p>
+    <w:p>
+      <w:pPr>
+        <w:spacing w:after="0"/>
+        <w:ind w:left="720"/>
+      </w:pPr>
+      <w:r>
+        <w:t xml:space="preserve">                </w:t>
+      </w:r>
+      <w:proofErr w:type="spellStart"/>
+      <w:r>
+        <w:t>printf</w:t>
+      </w:r>
+      <w:proofErr w:type="spellEnd"/>
+      <w:r>
+        <w:t>("Average = %.2f minutes\n", average);</w:t>
+      </w:r>
+    </w:p>
+    <w:p>
+      <w:pPr>
+        <w:spacing w:after="0"/>
+        <w:ind w:left="720"/>
+      </w:pPr>
+      <w:r>
+        <w:t xml:space="preserve">                </w:t>
+      </w:r>
+      <w:proofErr w:type="spellStart"/>
+      <w:r>
+        <w:t>printf</w:t>
+      </w:r>
+      <w:proofErr w:type="spellEnd"/>
+      <w:r>
+        <w:t>("Highest = %d minutes\n", highest);</w:t>
+      </w:r>
+    </w:p>
+    <w:p>
+      <w:pPr>
+        <w:spacing w:after="0"/>
+        <w:ind w:left="720"/>
+      </w:pPr>
+      <w:r>
+        <w:t xml:space="preserve">            }</w:t>
+      </w:r>
+    </w:p>
+    <w:p>
+      <w:pPr>
+        <w:spacing w:after="0"/>
+        <w:ind w:left="720"/>
+      </w:pPr>
+      <w:r>
+        <w:t xml:space="preserve">        }</w:t>
+      </w:r>
+    </w:p>
+    <w:p>
+      <w:pPr>
+        <w:spacing w:after="0"/>
+        <w:ind w:left="720"/>
+      </w:pPr>
+      <w:r>
+        <w:t xml:space="preserve">        // 4. Reset</w:t>
+      </w:r>
+    </w:p>
+    <w:p>
+      <w:pPr>
+        <w:spacing w:after="0"/>
+        <w:ind w:left="720"/>
+      </w:pPr>
+      <w:r>
+        <w:t xml:space="preserve">        else if(choice == 4) {</w:t>
+      </w:r>
+    </w:p>
+    <w:p>
+      <w:pPr>
+        <w:spacing w:after="0"/>
+        <w:ind w:left="720"/>
+      </w:pPr>
+      <w:r>
+        <w:t xml:space="preserve">            </w:t>
+      </w:r>
+      <w:proofErr w:type="spellStart"/>
+      <w:r>
+        <w:t>printf</w:t>
+      </w:r>
+      <w:proofErr w:type="spellEnd"/>
+      <w:r>
+        <w:t>("Do you want to delete all data? (y/n): ");</w:t>
+      </w:r>
+    </w:p>
+    <w:p>
+      <w:pPr>
+        <w:spacing w:after="0"/>
+        <w:ind w:left="720"/>
+      </w:pPr>
+      <w:r>
+        <w:t xml:space="preserve">            </w:t>
+      </w:r>
+      <w:proofErr w:type="spellStart"/>
+      <w:r>
+        <w:t>scanf</w:t>
+      </w:r>
+      <w:proofErr w:type="spellEnd"/>
+      <w:r>
+        <w:t>(" %c", &amp;confirm);</w:t>
+      </w:r>
+    </w:p>
+    <w:p>
+      <w:pPr>
+        <w:spacing w:after="0"/>
+        <w:ind w:left="720"/>
+      </w:pPr>
+      <w:r>
+        <w:t xml:space="preserve">            if(confirm == 'y' || confirm == 'Y') {</w:t>
+      </w:r>
+    </w:p>
+    <w:p>
+      <w:pPr>
+        <w:spacing w:after="0"/>
+        <w:ind w:left="720"/>
+      </w:pPr>
+      <w:r>
+        <w:t xml:space="preserve">               for(</w:t>
+      </w:r>
+      <w:proofErr w:type="spellStart"/>
+      <w:r>
+        <w:t>i</w:t>
+      </w:r>
+      <w:proofErr w:type="spellEnd"/>
+      <w:r>
+        <w:t xml:space="preserve"> = 0; </w:t>
+      </w:r>
+      <w:proofErr w:type="spellStart"/>
+      <w:r>
+        <w:t>i</w:t>
+      </w:r>
+      <w:proofErr w:type="spellEnd"/>
+      <w:r>
+        <w:t xml:space="preserve"> &lt; 7; </w:t>
+      </w:r>
+      <w:proofErr w:type="spellStart"/>
+      <w:r>
+        <w:t>i</w:t>
+      </w:r>
+      <w:proofErr w:type="spellEnd"/>
+      <w:r>
+        <w:t>++) {</w:t>
+      </w:r>
+    </w:p>
+    <w:p>
+      <w:pPr>
+        <w:spacing w:after="0"/>
+        <w:ind w:left="720"/>
+      </w:pPr>
+      <w:r>
+        <w:t xml:space="preserve">                    music[</w:t>
+      </w:r>
+      <w:proofErr w:type="spellStart"/>
+      <w:r>
+        <w:t>i</w:t>
+      </w:r>
+      <w:proofErr w:type="spellEnd"/>
+      <w:r>
+        <w:t>] = 0;</w:t>
+      </w:r>
+    </w:p>
+    <w:p>
+      <w:pPr>
+        <w:spacing w:after="0"/>
+        <w:ind w:left="720"/>
+      </w:pPr>
+      <w:r>
+        <w:t xml:space="preserve">                }</w:t>
+      </w:r>
+    </w:p>
+    <w:p>
+      <w:pPr>
+        <w:spacing w:after="0"/>
+        <w:ind w:left="720"/>
+      </w:pPr>
+      <w:r>
+        <w:t xml:space="preserve">                FILE *f = </w:t>
+      </w:r>
+      <w:proofErr w:type="spellStart"/>
+      <w:r>
+        <w:t>fopen</w:t>
+      </w:r>
+      <w:proofErr w:type="spellEnd"/>
+      <w:r>
+        <w:t>("music_log.txt", "w");</w:t>
+      </w:r>
+    </w:p>
+    <w:p>
+      <w:pPr>
+        <w:spacing w:after="0"/>
+        <w:ind w:left="720"/>
+      </w:pPr>
+      <w:r>
+        <w:t xml:space="preserve">                </w:t>
+      </w:r>
+      <w:proofErr w:type="spellStart"/>
+      <w:r>
+        <w:t>fclose</w:t>
+      </w:r>
+      <w:proofErr w:type="spellEnd"/>
+      <w:r>
+        <w:t>(f);</w:t>
+      </w:r>
+    </w:p>
+    <w:p>
+      <w:pPr>
+        <w:spacing w:after="0"/>
+        <w:ind w:left="720"/>
+      </w:pPr>
+      <w:r>
+        <w:t xml:space="preserve">                </w:t>
+      </w:r>
+      <w:proofErr w:type="spellStart"/>
+      <w:r>
+        <w:t>printf</w:t>
+      </w:r>
+      <w:proofErr w:type="spellEnd"/>
+      <w:r>
+        <w:t>("Data deleted!\n");</w:t>
+      </w:r>
+    </w:p>
+    <w:p>
+      <w:pPr>
+        <w:spacing w:after="0"/>
+        <w:ind w:left="720"/>
+      </w:pPr>
+      <w:r>
+        <w:t xml:space="preserve">            }</w:t>
+      </w:r>
+    </w:p>
+    <w:p>
+      <w:pPr>
+        <w:spacing w:after="0"/>
+        <w:ind w:left="720"/>
+      </w:pPr>
+      <w:r>
+        <w:t xml:space="preserve">            else {</w:t>
+      </w:r>
+    </w:p>
+    <w:p>
+      <w:pPr>
+        <w:spacing w:after="0"/>
+        <w:ind w:left="720"/>
+      </w:pPr>
+      <w:r>
+        <w:t xml:space="preserve">                </w:t>
+      </w:r>
+      <w:proofErr w:type="spellStart"/>
+      <w:r>
+        <w:t>printf</w:t>
+      </w:r>
+      <w:proofErr w:type="spellEnd"/>
+      <w:r>
+        <w:t>("Reset cancelled.\n");</w:t>
+      </w:r>
+    </w:p>
+    <w:p>
+      <w:pPr>
+        <w:spacing w:after="0"/>
+        <w:ind w:left="720"/>
+      </w:pPr>
+      <w:r>
+        <w:t xml:space="preserve">            }</w:t>
+      </w:r>
+    </w:p>
+    <w:p>
+      <w:pPr>
+        <w:spacing w:after="0"/>
+        <w:ind w:left="720"/>
+      </w:pPr>
+      <w:r>
+        <w:t xml:space="preserve">        }</w:t>
+      </w:r>
+    </w:p>
+    <w:p>
+      <w:pPr>
+        <w:spacing w:after="0"/>
+        <w:ind w:left="720"/>
+      </w:pPr>
+      <w:r>
+        <w:t xml:space="preserve">        // 5. Exit</w:t>
+      </w:r>
+    </w:p>
+    <w:p>
+      <w:pPr>
+        <w:spacing w:after="0"/>
+        <w:ind w:left="720"/>
+      </w:pPr>
+      <w:r>
+        <w:t xml:space="preserve">        else if(choice == 5) {</w:t>
+      </w:r>
+    </w:p>
+    <w:p>
+      <w:pPr>
+        <w:spacing w:after="0"/>
+        <w:ind w:left="720"/>
+      </w:pPr>
+      <w:r>
+        <w:t xml:space="preserve">            </w:t>
+      </w:r>
+      <w:proofErr w:type="spellStart"/>
+      <w:r>
+        <w:t>printf</w:t>
+      </w:r>
+      <w:proofErr w:type="spellEnd"/>
+      <w:r>
+        <w:t>("Goodbye!\n");</w:t>
+      </w:r>
+    </w:p>
+    <w:p>
+      <w:pPr>
+        <w:spacing w:after="0"/>
+        <w:ind w:left="720"/>
+      </w:pPr>
+      <w:r>
+        <w:t xml:space="preserve">        }</w:t>
+      </w:r>
+    </w:p>
+    <w:p>
+      <w:pPr>
+        <w:spacing w:after="0"/>
+        <w:ind w:left="720"/>
+      </w:pPr>
+      <w:r>
+        <w:t xml:space="preserve">        else {</w:t>
+      </w:r>
+    </w:p>
+    <w:p>
+      <w:pPr>
+        <w:spacing w:after="0"/>
+        <w:ind w:left="720"/>
+      </w:pPr>
+      <w:r>
+        <w:t xml:space="preserve">            </w:t>
+      </w:r>
+      <w:proofErr w:type="spellStart"/>
+      <w:r>
+        <w:t>printf</w:t>
+      </w:r>
+      <w:proofErr w:type="spellEnd"/>
+      <w:r>
+        <w:t>("Wrong choice!\n");</w:t>
+      </w:r>
+    </w:p>
+    <w:p>
+      <w:pPr>
+        <w:spacing w:after="0"/>
+        <w:ind w:left="720"/>
+      </w:pPr>
+      <w:r>
+        <w:t xml:space="preserve">        }</w:t>
+      </w:r>
+    </w:p>
+    <w:p>
+      <w:pPr>
+        <w:spacing w:after="0"/>
+        <w:ind w:left="720"/>
+      </w:pPr>
+      <w:r>
+        <w:t xml:space="preserve">    } while(choice != 5);</w:t>
+      </w:r>
+    </w:p>
+    <w:p>
+      <w:pPr>
+        <w:spacing w:after="0"/>
+        <w:ind w:left="720"/>
+      </w:pPr>
+      <w:r>
+        <w:t xml:space="preserve">    return 0;</w:t>
+      </w:r>
+    </w:p>
+    <w:p>
+      <w:pPr>
+        <w:spacing w:after="0"/>
+        <w:ind w:left="720"/>
+      </w:pPr>
+      <w:r>
+        <w:t>}</w:t>
+      </w:r>
+    </w:p>
     <w:sectPr>
       <w:pgSz w:w="12240" w:h="15840"/>
       <w:pgMar w:top="1440" w:right="1440" w:bottom="1440" w:left="1440" w:header="720" w:footer="720" w:gutter="0"/>
@@ -779,6 +2092,7 @@
   <w:style w:type="character" w:default="1" w:styleId="DefaultParagraphFont">
     <w:name w:val="Default Paragraph Font"/>
     <w:uiPriority w:val="1"/>
+    <w:semiHidden/>
     <w:unhideWhenUsed/>
   </w:style>
   <w:style w:type="table" w:default="1" w:styleId="TableNormal">
